--- a/zht/docx/166.content.docx
+++ b/zht/docx/166.content.docx
@@ -367,90 +367,66 @@
           <w:lang w:val="zh_TW" w:bidi="zh_TW"/>
         </w:rPr>
       </w:r>
-      <w:hyperlink r:id="rId13">
-        <w:r>
-          <w:rPr>
-            <w:lang w:val="zh_TW" w:bidi="zh_TW"/>
-          </w:rPr>
-          <w:rPr>
-            <w:color w:val="0000EE"/>
-            <w:u w:val="single"/>
-          </w:rPr>
-          <w:t>耶利米書29:3</w:t>
-        </w:r>
-      </w:hyperlink>
-    </w:p>
-    <w:p>
-      <w:pPr>
-        <w:pStyle w:val="ListBullet"/>
-        <w:spacing w:line="240" w:lineRule="auto"/>
-        <w:ind w:left="720"/>
-      </w:pPr>
-      <w:r>
-        <w:rPr>
-          <w:lang w:val="zh_TW" w:bidi="zh_TW"/>
-        </w:rPr>
-      </w:r>
-      <w:hyperlink r:id="rId14">
-        <w:r>
-          <w:rPr>
-            <w:lang w:val="zh_TW" w:bidi="zh_TW"/>
-          </w:rPr>
-          <w:rPr>
-            <w:color w:val="0000EE"/>
-            <w:u w:val="single"/>
-          </w:rPr>
-          <w:t>路加福音4:17</w:t>
-        </w:r>
-      </w:hyperlink>
-    </w:p>
-    <w:p>
-      <w:pPr>
-        <w:pStyle w:val="ListBullet"/>
-        <w:spacing w:line="240" w:lineRule="auto"/>
-        <w:ind w:left="720"/>
-      </w:pPr>
-      <w:r>
-        <w:rPr>
-          <w:lang w:val="zh_TW" w:bidi="zh_TW"/>
-        </w:rPr>
-      </w:r>
-      <w:hyperlink r:id="rId15">
-        <w:r>
-          <w:rPr>
-            <w:lang w:val="zh_TW" w:bidi="zh_TW"/>
-          </w:rPr>
-          <w:rPr>
-            <w:color w:val="0000EE"/>
-            <w:u w:val="single"/>
-          </w:rPr>
-          <w:t>民數記21:14–15</w:t>
-        </w:r>
-      </w:hyperlink>
-    </w:p>
-    <w:p>
-      <w:pPr>
-        <w:pStyle w:val="ListBullet"/>
-        <w:spacing w:line="240" w:lineRule="auto"/>
-        <w:ind w:left="720"/>
-      </w:pPr>
-      <w:r>
-        <w:rPr>
-          <w:lang w:val="zh_TW" w:bidi="zh_TW"/>
-        </w:rPr>
-      </w:r>
-      <w:hyperlink r:id="rId16">
-        <w:r>
-          <w:rPr>
-            <w:lang w:val="zh_TW" w:bidi="zh_TW"/>
-          </w:rPr>
-          <w:rPr>
-            <w:color w:val="0000EE"/>
-            <w:u w:val="single"/>
-          </w:rPr>
-          <w:t>啟示錄5:2</w:t>
-        </w:r>
-      </w:hyperlink>
+      <w:r>
+        <w:rPr>
+          <w:lang w:val="zh_TW" w:bidi="zh_TW"/>
+        </w:rPr>
+        <w:t>耶利米書29:3</w:t>
+      </w:r>
+    </w:p>
+    <w:p>
+      <w:pPr>
+        <w:pStyle w:val="ListBullet"/>
+        <w:spacing w:line="240" w:lineRule="auto"/>
+        <w:ind w:left="720"/>
+      </w:pPr>
+      <w:r>
+        <w:rPr>
+          <w:lang w:val="zh_TW" w:bidi="zh_TW"/>
+        </w:rPr>
+      </w:r>
+      <w:r>
+        <w:rPr>
+          <w:lang w:val="zh_TW" w:bidi="zh_TW"/>
+        </w:rPr>
+        <w:t>路加福音4:17</w:t>
+      </w:r>
+    </w:p>
+    <w:p>
+      <w:pPr>
+        <w:pStyle w:val="ListBullet"/>
+        <w:spacing w:line="240" w:lineRule="auto"/>
+        <w:ind w:left="720"/>
+      </w:pPr>
+      <w:r>
+        <w:rPr>
+          <w:lang w:val="zh_TW" w:bidi="zh_TW"/>
+        </w:rPr>
+      </w:r>
+      <w:r>
+        <w:rPr>
+          <w:lang w:val="zh_TW" w:bidi="zh_TW"/>
+        </w:rPr>
+        <w:t>民數記21:14–15</w:t>
+      </w:r>
+    </w:p>
+    <w:p>
+      <w:pPr>
+        <w:pStyle w:val="ListBullet"/>
+        <w:spacing w:line="240" w:lineRule="auto"/>
+        <w:ind w:left="720"/>
+      </w:pPr>
+      <w:r>
+        <w:rPr>
+          <w:lang w:val="zh_TW" w:bidi="zh_TW"/>
+        </w:rPr>
+      </w:r>
+      <w:r>
+        <w:rPr>
+          <w:lang w:val="zh_TW" w:bidi="zh_TW"/>
+        </w:rPr>
+        <w:t>啟示錄5:2</w:t>
+      </w:r>
     </w:p>
     <w:p>
       <w:pPr>
@@ -634,90 +610,66 @@
           <w:lang w:val="zh_TW" w:bidi="zh_TW"/>
         </w:rPr>
       </w:r>
-      <w:hyperlink r:id="rId17">
-        <w:r>
-          <w:rPr>
-            <w:lang w:val="zh_TW" w:bidi="zh_TW"/>
-          </w:rPr>
-          <w:rPr>
-            <w:color w:val="0000EE"/>
-            <w:u w:val="single"/>
-          </w:rPr>
-          <w:t>列王紀上7:46</w:t>
-        </w:r>
-      </w:hyperlink>
-    </w:p>
-    <w:p>
-      <w:pPr>
-        <w:pStyle w:val="ListBullet"/>
-        <w:spacing w:line="240" w:lineRule="auto"/>
-        <w:ind w:left="720"/>
-      </w:pPr>
-      <w:r>
-        <w:rPr>
-          <w:lang w:val="zh_TW" w:bidi="zh_TW"/>
-        </w:rPr>
-      </w:r>
-      <w:hyperlink r:id="rId18">
-        <w:r>
-          <w:rPr>
-            <w:lang w:val="zh_TW" w:bidi="zh_TW"/>
-          </w:rPr>
-          <w:rPr>
-            <w:color w:val="0000EE"/>
-            <w:u w:val="single"/>
-          </w:rPr>
-          <w:t>出埃及記12:37–40</w:t>
-        </w:r>
-      </w:hyperlink>
-    </w:p>
-    <w:p>
-      <w:pPr>
-        <w:pStyle w:val="ListBullet"/>
-        <w:spacing w:line="240" w:lineRule="auto"/>
-        <w:ind w:left="720"/>
-      </w:pPr>
-      <w:r>
-        <w:rPr>
-          <w:lang w:val="zh_TW" w:bidi="zh_TW"/>
-        </w:rPr>
-      </w:r>
-      <w:hyperlink r:id="rId19">
-        <w:r>
-          <w:rPr>
-            <w:lang w:val="zh_TW" w:bidi="zh_TW"/>
-          </w:rPr>
-          <w:rPr>
-            <w:color w:val="0000EE"/>
-            <w:u w:val="single"/>
-          </w:rPr>
-          <w:t>約書亞記13:27–28</w:t>
-        </w:r>
-      </w:hyperlink>
-    </w:p>
-    <w:p>
-      <w:pPr>
-        <w:pStyle w:val="ListBullet"/>
-        <w:spacing w:line="240" w:lineRule="auto"/>
-        <w:ind w:left="720"/>
-      </w:pPr>
-      <w:r>
-        <w:rPr>
-          <w:lang w:val="zh_TW" w:bidi="zh_TW"/>
-        </w:rPr>
-      </w:r>
-      <w:hyperlink r:id="rId20">
-        <w:r>
-          <w:rPr>
-            <w:lang w:val="zh_TW" w:bidi="zh_TW"/>
-          </w:rPr>
-          <w:rPr>
-            <w:color w:val="0000EE"/>
-            <w:u w:val="single"/>
-          </w:rPr>
-          <w:t>士師記8:4–5</w:t>
-        </w:r>
-      </w:hyperlink>
+      <w:r>
+        <w:rPr>
+          <w:lang w:val="zh_TW" w:bidi="zh_TW"/>
+        </w:rPr>
+        <w:t>列王紀上7:46</w:t>
+      </w:r>
+    </w:p>
+    <w:p>
+      <w:pPr>
+        <w:pStyle w:val="ListBullet"/>
+        <w:spacing w:line="240" w:lineRule="auto"/>
+        <w:ind w:left="720"/>
+      </w:pPr>
+      <w:r>
+        <w:rPr>
+          <w:lang w:val="zh_TW" w:bidi="zh_TW"/>
+        </w:rPr>
+      </w:r>
+      <w:r>
+        <w:rPr>
+          <w:lang w:val="zh_TW" w:bidi="zh_TW"/>
+        </w:rPr>
+        <w:t>出埃及記12:37–40</w:t>
+      </w:r>
+    </w:p>
+    <w:p>
+      <w:pPr>
+        <w:pStyle w:val="ListBullet"/>
+        <w:spacing w:line="240" w:lineRule="auto"/>
+        <w:ind w:left="720"/>
+      </w:pPr>
+      <w:r>
+        <w:rPr>
+          <w:lang w:val="zh_TW" w:bidi="zh_TW"/>
+        </w:rPr>
+      </w:r>
+      <w:r>
+        <w:rPr>
+          <w:lang w:val="zh_TW" w:bidi="zh_TW"/>
+        </w:rPr>
+        <w:t>約書亞記13:27–28</w:t>
+      </w:r>
+    </w:p>
+    <w:p>
+      <w:pPr>
+        <w:pStyle w:val="ListBullet"/>
+        <w:spacing w:line="240" w:lineRule="auto"/>
+        <w:ind w:left="720"/>
+      </w:pPr>
+      <w:r>
+        <w:rPr>
+          <w:lang w:val="zh_TW" w:bidi="zh_TW"/>
+        </w:rPr>
+      </w:r>
+      <w:r>
+        <w:rPr>
+          <w:lang w:val="zh_TW" w:bidi="zh_TW"/>
+        </w:rPr>
+        <w:t>士師記8:4–5</w:t>
+      </w:r>
     </w:p>
     <w:p>
       <w:pPr>
@@ -1010,138 +962,102 @@
           <w:lang w:val="zh_TW" w:bidi="zh_TW"/>
         </w:rPr>
       </w:r>
-      <w:hyperlink r:id="rId21">
-        <w:r>
-          <w:rPr>
-            <w:lang w:val="zh_TW" w:bidi="zh_TW"/>
-          </w:rPr>
-          <w:rPr>
-            <w:color w:val="0000EE"/>
-            <w:u w:val="single"/>
-          </w:rPr>
-          <w:t>提摩太前書2:6</w:t>
-        </w:r>
-      </w:hyperlink>
-    </w:p>
-    <w:p>
-      <w:pPr>
-        <w:pStyle w:val="ListBullet"/>
-        <w:spacing w:line="240" w:lineRule="auto"/>
-        <w:ind w:left="720"/>
-      </w:pPr>
-      <w:r>
-        <w:rPr>
-          <w:lang w:val="zh_TW" w:bidi="zh_TW"/>
-        </w:rPr>
-      </w:r>
-      <w:hyperlink r:id="rId22">
-        <w:r>
-          <w:rPr>
-            <w:lang w:val="zh_TW" w:bidi="zh_TW"/>
-          </w:rPr>
-          <w:rPr>
-            <w:color w:val="0000EE"/>
-            <w:u w:val="single"/>
-          </w:rPr>
-          <w:t>以賽亞書43:3</w:t>
-        </w:r>
-      </w:hyperlink>
-    </w:p>
-    <w:p>
-      <w:pPr>
-        <w:pStyle w:val="ListBullet"/>
-        <w:spacing w:line="240" w:lineRule="auto"/>
-        <w:ind w:left="720"/>
-      </w:pPr>
-      <w:r>
-        <w:rPr>
-          <w:lang w:val="zh_TW" w:bidi="zh_TW"/>
-        </w:rPr>
-      </w:r>
-      <w:hyperlink r:id="rId23">
-        <w:r>
-          <w:rPr>
-            <w:lang w:val="zh_TW" w:bidi="zh_TW"/>
-          </w:rPr>
-          <w:rPr>
-            <w:color w:val="0000EE"/>
-            <w:u w:val="single"/>
-          </w:rPr>
-          <w:t>約伯記6:23</w:t>
-        </w:r>
-      </w:hyperlink>
-    </w:p>
-    <w:p>
-      <w:pPr>
-        <w:pStyle w:val="ListBullet"/>
-        <w:spacing w:line="240" w:lineRule="auto"/>
-        <w:ind w:left="720"/>
-      </w:pPr>
-      <w:r>
-        <w:rPr>
-          <w:lang w:val="zh_TW" w:bidi="zh_TW"/>
-        </w:rPr>
-      </w:r>
-      <w:hyperlink r:id="rId24">
-        <w:r>
-          <w:rPr>
-            <w:lang w:val="zh_TW" w:bidi="zh_TW"/>
-          </w:rPr>
-          <w:rPr>
-            <w:color w:val="0000EE"/>
-            <w:u w:val="single"/>
-          </w:rPr>
-          <w:t>利未記19:20</w:t>
-        </w:r>
-      </w:hyperlink>
-    </w:p>
-    <w:p>
-      <w:pPr>
-        <w:pStyle w:val="ListBullet"/>
-        <w:spacing w:line="240" w:lineRule="auto"/>
-        <w:ind w:left="720"/>
-      </w:pPr>
-      <w:r>
-        <w:rPr>
-          <w:lang w:val="zh_TW" w:bidi="zh_TW"/>
-        </w:rPr>
-      </w:r>
-      <w:hyperlink r:id="rId25">
-        <w:r>
-          <w:rPr>
-            <w:lang w:val="zh_TW" w:bidi="zh_TW"/>
-          </w:rPr>
-          <w:rPr>
-            <w:color w:val="0000EE"/>
-            <w:u w:val="single"/>
-          </w:rPr>
-          <w:t>馬太福音20:28</w:t>
-        </w:r>
-      </w:hyperlink>
-    </w:p>
-    <w:p>
-      <w:pPr>
-        <w:pStyle w:val="ListBullet"/>
-        <w:spacing w:line="240" w:lineRule="auto"/>
-        <w:ind w:left="720"/>
-      </w:pPr>
-      <w:r>
-        <w:rPr>
-          <w:lang w:val="zh_TW" w:bidi="zh_TW"/>
-        </w:rPr>
-      </w:r>
-      <w:hyperlink r:id="rId26">
-        <w:r>
-          <w:rPr>
-            <w:lang w:val="zh_TW" w:bidi="zh_TW"/>
-          </w:rPr>
-          <w:rPr>
-            <w:color w:val="0000EE"/>
-            <w:u w:val="single"/>
-          </w:rPr>
-          <w:t>詩篇49:7</w:t>
-        </w:r>
-      </w:hyperlink>
+      <w:r>
+        <w:rPr>
+          <w:lang w:val="zh_TW" w:bidi="zh_TW"/>
+        </w:rPr>
+        <w:t>提摩太前書2:6</w:t>
+      </w:r>
+    </w:p>
+    <w:p>
+      <w:pPr>
+        <w:pStyle w:val="ListBullet"/>
+        <w:spacing w:line="240" w:lineRule="auto"/>
+        <w:ind w:left="720"/>
+      </w:pPr>
+      <w:r>
+        <w:rPr>
+          <w:lang w:val="zh_TW" w:bidi="zh_TW"/>
+        </w:rPr>
+      </w:r>
+      <w:r>
+        <w:rPr>
+          <w:lang w:val="zh_TW" w:bidi="zh_TW"/>
+        </w:rPr>
+        <w:t>以賽亞書43:3</w:t>
+      </w:r>
+    </w:p>
+    <w:p>
+      <w:pPr>
+        <w:pStyle w:val="ListBullet"/>
+        <w:spacing w:line="240" w:lineRule="auto"/>
+        <w:ind w:left="720"/>
+      </w:pPr>
+      <w:r>
+        <w:rPr>
+          <w:lang w:val="zh_TW" w:bidi="zh_TW"/>
+        </w:rPr>
+      </w:r>
+      <w:r>
+        <w:rPr>
+          <w:lang w:val="zh_TW" w:bidi="zh_TW"/>
+        </w:rPr>
+        <w:t>約伯記6:23</w:t>
+      </w:r>
+    </w:p>
+    <w:p>
+      <w:pPr>
+        <w:pStyle w:val="ListBullet"/>
+        <w:spacing w:line="240" w:lineRule="auto"/>
+        <w:ind w:left="720"/>
+      </w:pPr>
+      <w:r>
+        <w:rPr>
+          <w:lang w:val="zh_TW" w:bidi="zh_TW"/>
+        </w:rPr>
+      </w:r>
+      <w:r>
+        <w:rPr>
+          <w:lang w:val="zh_TW" w:bidi="zh_TW"/>
+        </w:rPr>
+        <w:t>利未記19:20</w:t>
+      </w:r>
+    </w:p>
+    <w:p>
+      <w:pPr>
+        <w:pStyle w:val="ListBullet"/>
+        <w:spacing w:line="240" w:lineRule="auto"/>
+        <w:ind w:left="720"/>
+      </w:pPr>
+      <w:r>
+        <w:rPr>
+          <w:lang w:val="zh_TW" w:bidi="zh_TW"/>
+        </w:rPr>
+      </w:r>
+      <w:r>
+        <w:rPr>
+          <w:lang w:val="zh_TW" w:bidi="zh_TW"/>
+        </w:rPr>
+        <w:t>馬太福音20:28</w:t>
+      </w:r>
+    </w:p>
+    <w:p>
+      <w:pPr>
+        <w:pStyle w:val="ListBullet"/>
+        <w:spacing w:line="240" w:lineRule="auto"/>
+        <w:ind w:left="720"/>
+      </w:pPr>
+      <w:r>
+        <w:rPr>
+          <w:lang w:val="zh_TW" w:bidi="zh_TW"/>
+        </w:rPr>
+      </w:r>
+      <w:r>
+        <w:rPr>
+          <w:lang w:val="zh_TW" w:bidi="zh_TW"/>
+        </w:rPr>
+        <w:t>詩篇49:7</w:t>
+      </w:r>
     </w:p>
     <w:p>
       <w:pPr>
@@ -1351,90 +1267,66 @@
           <w:lang w:val="zh_TW" w:bidi="zh_TW"/>
         </w:rPr>
       </w:r>
-      <w:hyperlink r:id="rId27">
-        <w:r>
-          <w:rPr>
-            <w:lang w:val="zh_TW" w:bidi="zh_TW"/>
-          </w:rPr>
-          <w:rPr>
-            <w:color w:val="0000EE"/>
-            <w:u w:val="single"/>
-          </w:rPr>
-          <w:t>撒母耳記上6:3</w:t>
-        </w:r>
-      </w:hyperlink>
-    </w:p>
-    <w:p>
-      <w:pPr>
-        <w:pStyle w:val="ListBullet"/>
-        <w:spacing w:line="240" w:lineRule="auto"/>
-        <w:ind w:left="720"/>
-      </w:pPr>
-      <w:r>
-        <w:rPr>
-          <w:lang w:val="zh_TW" w:bidi="zh_TW"/>
-        </w:rPr>
-      </w:r>
-      <w:hyperlink r:id="rId28">
-        <w:r>
-          <w:rPr>
-            <w:lang w:val="zh_TW" w:bidi="zh_TW"/>
-          </w:rPr>
-          <w:rPr>
-            <w:color w:val="0000EE"/>
-            <w:u w:val="single"/>
-          </w:rPr>
-          <w:t>列王紀下12:16</w:t>
-        </w:r>
-      </w:hyperlink>
-    </w:p>
-    <w:p>
-      <w:pPr>
-        <w:pStyle w:val="ListBullet"/>
-        <w:spacing w:line="240" w:lineRule="auto"/>
-        <w:ind w:left="720"/>
-      </w:pPr>
-      <w:r>
-        <w:rPr>
-          <w:lang w:val="zh_TW" w:bidi="zh_TW"/>
-        </w:rPr>
-      </w:r>
-      <w:hyperlink r:id="rId29">
-        <w:r>
-          <w:rPr>
-            <w:lang w:val="zh_TW" w:bidi="zh_TW"/>
-          </w:rPr>
-          <w:rPr>
-            <w:color w:val="0000EE"/>
-            <w:u w:val="single"/>
-          </w:rPr>
-          <w:t>利未記5:5–6</w:t>
-        </w:r>
-      </w:hyperlink>
-    </w:p>
-    <w:p>
-      <w:pPr>
-        <w:pStyle w:val="ListBullet"/>
-        <w:spacing w:line="240" w:lineRule="auto"/>
-        <w:ind w:left="720"/>
-      </w:pPr>
-      <w:r>
-        <w:rPr>
-          <w:lang w:val="zh_TW" w:bidi="zh_TW"/>
-        </w:rPr>
-      </w:r>
-      <w:hyperlink r:id="rId30">
-        <w:r>
-          <w:rPr>
-            <w:lang w:val="zh_TW" w:bidi="zh_TW"/>
-          </w:rPr>
-          <w:rPr>
-            <w:color w:val="0000EE"/>
-            <w:u w:val="single"/>
-          </w:rPr>
-          <w:t>民數記6:12</w:t>
-        </w:r>
-      </w:hyperlink>
+      <w:r>
+        <w:rPr>
+          <w:lang w:val="zh_TW" w:bidi="zh_TW"/>
+        </w:rPr>
+        <w:t>撒母耳記上6:3</w:t>
+      </w:r>
+    </w:p>
+    <w:p>
+      <w:pPr>
+        <w:pStyle w:val="ListBullet"/>
+        <w:spacing w:line="240" w:lineRule="auto"/>
+        <w:ind w:left="720"/>
+      </w:pPr>
+      <w:r>
+        <w:rPr>
+          <w:lang w:val="zh_TW" w:bidi="zh_TW"/>
+        </w:rPr>
+      </w:r>
+      <w:r>
+        <w:rPr>
+          <w:lang w:val="zh_TW" w:bidi="zh_TW"/>
+        </w:rPr>
+        <w:t>列王紀下12:16</w:t>
+      </w:r>
+    </w:p>
+    <w:p>
+      <w:pPr>
+        <w:pStyle w:val="ListBullet"/>
+        <w:spacing w:line="240" w:lineRule="auto"/>
+        <w:ind w:left="720"/>
+      </w:pPr>
+      <w:r>
+        <w:rPr>
+          <w:lang w:val="zh_TW" w:bidi="zh_TW"/>
+        </w:rPr>
+      </w:r>
+      <w:r>
+        <w:rPr>
+          <w:lang w:val="zh_TW" w:bidi="zh_TW"/>
+        </w:rPr>
+        <w:t>利未記5:5–6</w:t>
+      </w:r>
+    </w:p>
+    <w:p>
+      <w:pPr>
+        <w:pStyle w:val="ListBullet"/>
+        <w:spacing w:line="240" w:lineRule="auto"/>
+        <w:ind w:left="720"/>
+      </w:pPr>
+      <w:r>
+        <w:rPr>
+          <w:lang w:val="zh_TW" w:bidi="zh_TW"/>
+        </w:rPr>
+      </w:r>
+      <w:r>
+        <w:rPr>
+          <w:lang w:val="zh_TW" w:bidi="zh_TW"/>
+        </w:rPr>
+        <w:t>民數記6:12</w:t>
+      </w:r>
     </w:p>
     <w:p>
       <w:pPr>
@@ -1739,114 +1631,84 @@
           <w:lang w:val="zh_TW" w:bidi="zh_TW"/>
         </w:rPr>
       </w:r>
-      <w:hyperlink r:id="rId31">
-        <w:r>
-          <w:rPr>
-            <w:lang w:val="zh_TW" w:bidi="zh_TW"/>
-          </w:rPr>
-          <w:rPr>
-            <w:color w:val="0000EE"/>
-            <w:u w:val="single"/>
-          </w:rPr>
-          <w:t>以西結書43:25–27</w:t>
-        </w:r>
-      </w:hyperlink>
-    </w:p>
-    <w:p>
-      <w:pPr>
-        <w:pStyle w:val="ListBullet"/>
-        <w:spacing w:line="240" w:lineRule="auto"/>
-        <w:ind w:left="720"/>
-      </w:pPr>
-      <w:r>
-        <w:rPr>
-          <w:lang w:val="zh_TW" w:bidi="zh_TW"/>
-        </w:rPr>
-      </w:r>
-      <w:hyperlink r:id="rId32">
-        <w:r>
-          <w:rPr>
-            <w:lang w:val="zh_TW" w:bidi="zh_TW"/>
-          </w:rPr>
-          <w:rPr>
-            <w:color w:val="0000EE"/>
-            <w:u w:val="single"/>
-          </w:rPr>
-          <w:t>以西結書45:18–20</w:t>
-        </w:r>
-      </w:hyperlink>
-    </w:p>
-    <w:p>
-      <w:pPr>
-        <w:pStyle w:val="ListBullet"/>
-        <w:spacing w:line="240" w:lineRule="auto"/>
-        <w:ind w:left="720"/>
-      </w:pPr>
-      <w:r>
-        <w:rPr>
-          <w:lang w:val="zh_TW" w:bidi="zh_TW"/>
-        </w:rPr>
-      </w:r>
-      <w:hyperlink r:id="rId33">
-        <w:r>
-          <w:rPr>
-            <w:lang w:val="zh_TW" w:bidi="zh_TW"/>
-          </w:rPr>
-          <w:rPr>
-            <w:color w:val="0000EE"/>
-            <w:u w:val="single"/>
-          </w:rPr>
-          <w:t>利未記4:20</w:t>
-        </w:r>
-      </w:hyperlink>
-    </w:p>
-    <w:p>
-      <w:pPr>
-        <w:pStyle w:val="ListBullet"/>
-        <w:spacing w:line="240" w:lineRule="auto"/>
-        <w:ind w:left="720"/>
-      </w:pPr>
-      <w:r>
-        <w:rPr>
-          <w:lang w:val="zh_TW" w:bidi="zh_TW"/>
-        </w:rPr>
-      </w:r>
-      <w:hyperlink r:id="rId34">
-        <w:r>
-          <w:rPr>
-            <w:lang w:val="zh_TW" w:bidi="zh_TW"/>
-          </w:rPr>
-          <w:rPr>
-            <w:color w:val="0000EE"/>
-            <w:u w:val="single"/>
-          </w:rPr>
-          <w:t>民數記5:8</w:t>
-        </w:r>
-      </w:hyperlink>
-    </w:p>
-    <w:p>
-      <w:pPr>
-        <w:pStyle w:val="ListBullet"/>
-        <w:spacing w:line="240" w:lineRule="auto"/>
-        <w:ind w:left="720"/>
-      </w:pPr>
-      <w:r>
-        <w:rPr>
-          <w:lang w:val="zh_TW" w:bidi="zh_TW"/>
-        </w:rPr>
-      </w:r>
-      <w:hyperlink r:id="rId35">
-        <w:r>
-          <w:rPr>
-            <w:lang w:val="zh_TW" w:bidi="zh_TW"/>
-          </w:rPr>
-          <w:rPr>
-            <w:color w:val="0000EE"/>
-            <w:u w:val="single"/>
-          </w:rPr>
-          <w:t>民數記28:22</w:t>
-        </w:r>
-      </w:hyperlink>
+      <w:r>
+        <w:rPr>
+          <w:lang w:val="zh_TW" w:bidi="zh_TW"/>
+        </w:rPr>
+        <w:t>以西結書43:25–27</w:t>
+      </w:r>
+    </w:p>
+    <w:p>
+      <w:pPr>
+        <w:pStyle w:val="ListBullet"/>
+        <w:spacing w:line="240" w:lineRule="auto"/>
+        <w:ind w:left="720"/>
+      </w:pPr>
+      <w:r>
+        <w:rPr>
+          <w:lang w:val="zh_TW" w:bidi="zh_TW"/>
+        </w:rPr>
+      </w:r>
+      <w:r>
+        <w:rPr>
+          <w:lang w:val="zh_TW" w:bidi="zh_TW"/>
+        </w:rPr>
+        <w:t>以西結書45:18–20</w:t>
+      </w:r>
+    </w:p>
+    <w:p>
+      <w:pPr>
+        <w:pStyle w:val="ListBullet"/>
+        <w:spacing w:line="240" w:lineRule="auto"/>
+        <w:ind w:left="720"/>
+      </w:pPr>
+      <w:r>
+        <w:rPr>
+          <w:lang w:val="zh_TW" w:bidi="zh_TW"/>
+        </w:rPr>
+      </w:r>
+      <w:r>
+        <w:rPr>
+          <w:lang w:val="zh_TW" w:bidi="zh_TW"/>
+        </w:rPr>
+        <w:t>利未記4:20</w:t>
+      </w:r>
+    </w:p>
+    <w:p>
+      <w:pPr>
+        <w:pStyle w:val="ListBullet"/>
+        <w:spacing w:line="240" w:lineRule="auto"/>
+        <w:ind w:left="720"/>
+      </w:pPr>
+      <w:r>
+        <w:rPr>
+          <w:lang w:val="zh_TW" w:bidi="zh_TW"/>
+        </w:rPr>
+      </w:r>
+      <w:r>
+        <w:rPr>
+          <w:lang w:val="zh_TW" w:bidi="zh_TW"/>
+        </w:rPr>
+        <w:t>民數記5:8</w:t>
+      </w:r>
+    </w:p>
+    <w:p>
+      <w:pPr>
+        <w:pStyle w:val="ListBullet"/>
+        <w:spacing w:line="240" w:lineRule="auto"/>
+        <w:ind w:left="720"/>
+      </w:pPr>
+      <w:r>
+        <w:rPr>
+          <w:lang w:val="zh_TW" w:bidi="zh_TW"/>
+        </w:rPr>
+      </w:r>
+      <w:r>
+        <w:rPr>
+          <w:lang w:val="zh_TW" w:bidi="zh_TW"/>
+        </w:rPr>
+        <w:t>民數記28:22</w:t>
+      </w:r>
     </w:p>
     <w:p>
       <w:pPr>
@@ -2169,114 +2031,84 @@
           <w:lang w:val="zh_TW" w:bidi="zh_TW"/>
         </w:rPr>
       </w:r>
-      <w:hyperlink r:id="rId36">
-        <w:r>
-          <w:rPr>
-            <w:lang w:val="zh_TW" w:bidi="zh_TW"/>
-          </w:rPr>
-          <w:rPr>
-            <w:color w:val="0000EE"/>
-            <w:u w:val="single"/>
-          </w:rPr>
-          <w:t>出埃及記25:17</w:t>
-        </w:r>
-      </w:hyperlink>
-    </w:p>
-    <w:p>
-      <w:pPr>
-        <w:pStyle w:val="ListBullet"/>
-        <w:spacing w:line="240" w:lineRule="auto"/>
-        <w:ind w:left="720"/>
-      </w:pPr>
-      <w:r>
-        <w:rPr>
-          <w:lang w:val="zh_TW" w:bidi="zh_TW"/>
-        </w:rPr>
-      </w:r>
-      <w:hyperlink r:id="rId37">
-        <w:r>
-          <w:rPr>
-            <w:lang w:val="zh_TW" w:bidi="zh_TW"/>
-          </w:rPr>
-          <w:rPr>
-            <w:color w:val="0000EE"/>
-            <w:u w:val="single"/>
-          </w:rPr>
-          <w:t>出埃及記30:6</w:t>
-        </w:r>
-      </w:hyperlink>
-    </w:p>
-    <w:p>
-      <w:pPr>
-        <w:pStyle w:val="ListBullet"/>
-        <w:spacing w:line="240" w:lineRule="auto"/>
-        <w:ind w:left="720"/>
-      </w:pPr>
-      <w:r>
-        <w:rPr>
-          <w:lang w:val="zh_TW" w:bidi="zh_TW"/>
-        </w:rPr>
-      </w:r>
-      <w:hyperlink r:id="rId38">
-        <w:r>
-          <w:rPr>
-            <w:lang w:val="zh_TW" w:bidi="zh_TW"/>
-          </w:rPr>
-          <w:rPr>
-            <w:color w:val="0000EE"/>
-            <w:u w:val="single"/>
-          </w:rPr>
-          <w:t>出埃及記40:17–20</w:t>
-        </w:r>
-      </w:hyperlink>
-    </w:p>
-    <w:p>
-      <w:pPr>
-        <w:pStyle w:val="ListBullet"/>
-        <w:spacing w:line="240" w:lineRule="auto"/>
-        <w:ind w:left="720"/>
-      </w:pPr>
-      <w:r>
-        <w:rPr>
-          <w:lang w:val="zh_TW" w:bidi="zh_TW"/>
-        </w:rPr>
-      </w:r>
-      <w:hyperlink r:id="rId39">
-        <w:r>
-          <w:rPr>
-            <w:lang w:val="zh_TW" w:bidi="zh_TW"/>
-          </w:rPr>
-          <w:rPr>
-            <w:color w:val="0000EE"/>
-            <w:u w:val="single"/>
-          </w:rPr>
-          <w:t>利未記16:1–2</w:t>
-        </w:r>
-      </w:hyperlink>
-    </w:p>
-    <w:p>
-      <w:pPr>
-        <w:pStyle w:val="ListBullet"/>
-        <w:spacing w:line="240" w:lineRule="auto"/>
-        <w:ind w:left="720"/>
-      </w:pPr>
-      <w:r>
-        <w:rPr>
-          <w:lang w:val="zh_TW" w:bidi="zh_TW"/>
-        </w:rPr>
-      </w:r>
-      <w:hyperlink r:id="rId40">
-        <w:r>
-          <w:rPr>
-            <w:lang w:val="zh_TW" w:bidi="zh_TW"/>
-          </w:rPr>
-          <w:rPr>
-            <w:color w:val="0000EE"/>
-            <w:u w:val="single"/>
-          </w:rPr>
-          <w:t>民數記7:89</w:t>
-        </w:r>
-      </w:hyperlink>
+      <w:r>
+        <w:rPr>
+          <w:lang w:val="zh_TW" w:bidi="zh_TW"/>
+        </w:rPr>
+        <w:t>出埃及記25:17</w:t>
+      </w:r>
+    </w:p>
+    <w:p>
+      <w:pPr>
+        <w:pStyle w:val="ListBullet"/>
+        <w:spacing w:line="240" w:lineRule="auto"/>
+        <w:ind w:left="720"/>
+      </w:pPr>
+      <w:r>
+        <w:rPr>
+          <w:lang w:val="zh_TW" w:bidi="zh_TW"/>
+        </w:rPr>
+      </w:r>
+      <w:r>
+        <w:rPr>
+          <w:lang w:val="zh_TW" w:bidi="zh_TW"/>
+        </w:rPr>
+        <w:t>出埃及記30:6</w:t>
+      </w:r>
+    </w:p>
+    <w:p>
+      <w:pPr>
+        <w:pStyle w:val="ListBullet"/>
+        <w:spacing w:line="240" w:lineRule="auto"/>
+        <w:ind w:left="720"/>
+      </w:pPr>
+      <w:r>
+        <w:rPr>
+          <w:lang w:val="zh_TW" w:bidi="zh_TW"/>
+        </w:rPr>
+      </w:r>
+      <w:r>
+        <w:rPr>
+          <w:lang w:val="zh_TW" w:bidi="zh_TW"/>
+        </w:rPr>
+        <w:t>出埃及記40:17–20</w:t>
+      </w:r>
+    </w:p>
+    <w:p>
+      <w:pPr>
+        <w:pStyle w:val="ListBullet"/>
+        <w:spacing w:line="240" w:lineRule="auto"/>
+        <w:ind w:left="720"/>
+      </w:pPr>
+      <w:r>
+        <w:rPr>
+          <w:lang w:val="zh_TW" w:bidi="zh_TW"/>
+        </w:rPr>
+      </w:r>
+      <w:r>
+        <w:rPr>
+          <w:lang w:val="zh_TW" w:bidi="zh_TW"/>
+        </w:rPr>
+        <w:t>利未記16:1–2</w:t>
+      </w:r>
+    </w:p>
+    <w:p>
+      <w:pPr>
+        <w:pStyle w:val="ListBullet"/>
+        <w:spacing w:line="240" w:lineRule="auto"/>
+        <w:ind w:left="720"/>
+      </w:pPr>
+      <w:r>
+        <w:rPr>
+          <w:lang w:val="zh_TW" w:bidi="zh_TW"/>
+        </w:rPr>
+      </w:r>
+      <w:r>
+        <w:rPr>
+          <w:lang w:val="zh_TW" w:bidi="zh_TW"/>
+        </w:rPr>
+        <w:t>民數記7:89</w:t>
+      </w:r>
     </w:p>
     <w:p>
       <w:pPr>
@@ -2552,114 +2384,84 @@
           <w:lang w:val="zh_TW" w:bidi="zh_TW"/>
         </w:rPr>
       </w:r>
-      <w:hyperlink r:id="rId41">
-        <w:r>
-          <w:rPr>
-            <w:lang w:val="zh_TW" w:bidi="zh_TW"/>
-          </w:rPr>
-          <w:rPr>
-            <w:color w:val="0000EE"/>
-            <w:u w:val="single"/>
-          </w:rPr>
-          <w:t>歷代志下29:20–21</w:t>
-        </w:r>
-      </w:hyperlink>
-    </w:p>
-    <w:p>
-      <w:pPr>
-        <w:pStyle w:val="ListBullet"/>
-        <w:spacing w:line="240" w:lineRule="auto"/>
-        <w:ind w:left="720"/>
-      </w:pPr>
-      <w:r>
-        <w:rPr>
-          <w:lang w:val="zh_TW" w:bidi="zh_TW"/>
-        </w:rPr>
-      </w:r>
-      <w:hyperlink r:id="rId42">
-        <w:r>
-          <w:rPr>
-            <w:lang w:val="zh_TW" w:bidi="zh_TW"/>
-          </w:rPr>
-          <w:rPr>
-            <w:color w:val="0000EE"/>
-            <w:u w:val="single"/>
-          </w:rPr>
-          <w:t>出埃及記29:35–37</w:t>
-        </w:r>
-      </w:hyperlink>
-    </w:p>
-    <w:p>
-      <w:pPr>
-        <w:pStyle w:val="ListBullet"/>
-        <w:spacing w:line="240" w:lineRule="auto"/>
-        <w:ind w:left="720"/>
-      </w:pPr>
-      <w:r>
-        <w:rPr>
-          <w:lang w:val="zh_TW" w:bidi="zh_TW"/>
-        </w:rPr>
-      </w:r>
-      <w:hyperlink r:id="rId43">
-        <w:r>
-          <w:rPr>
-            <w:lang w:val="zh_TW" w:bidi="zh_TW"/>
-          </w:rPr>
-          <w:rPr>
-            <w:color w:val="0000EE"/>
-            <w:u w:val="single"/>
-          </w:rPr>
-          <w:t>以西結書44:25–27</w:t>
-        </w:r>
-      </w:hyperlink>
-    </w:p>
-    <w:p>
-      <w:pPr>
-        <w:pStyle w:val="ListBullet"/>
-        <w:spacing w:line="240" w:lineRule="auto"/>
-        <w:ind w:left="720"/>
-      </w:pPr>
-      <w:r>
-        <w:rPr>
-          <w:lang w:val="zh_TW" w:bidi="zh_TW"/>
-        </w:rPr>
-      </w:r>
-      <w:hyperlink r:id="rId44">
-        <w:r>
-          <w:rPr>
-            <w:lang w:val="zh_TW" w:bidi="zh_TW"/>
-          </w:rPr>
-          <w:rPr>
-            <w:color w:val="0000EE"/>
-            <w:u w:val="single"/>
-          </w:rPr>
-          <w:t>利未記5:11</w:t>
-        </w:r>
-      </w:hyperlink>
-    </w:p>
-    <w:p>
-      <w:pPr>
-        <w:pStyle w:val="ListBullet"/>
-        <w:spacing w:line="240" w:lineRule="auto"/>
-        <w:ind w:left="720"/>
-      </w:pPr>
-      <w:r>
-        <w:rPr>
-          <w:lang w:val="zh_TW" w:bidi="zh_TW"/>
-        </w:rPr>
-      </w:r>
-      <w:hyperlink r:id="rId45">
-        <w:r>
-          <w:rPr>
-            <w:lang w:val="zh_TW" w:bidi="zh_TW"/>
-          </w:rPr>
-          <w:rPr>
-            <w:color w:val="0000EE"/>
-            <w:u w:val="single"/>
-          </w:rPr>
-          <w:t>民數記7:15–17</w:t>
-        </w:r>
-      </w:hyperlink>
+      <w:r>
+        <w:rPr>
+          <w:lang w:val="zh_TW" w:bidi="zh_TW"/>
+        </w:rPr>
+        <w:t>歷代志下29:20–21</w:t>
+      </w:r>
+    </w:p>
+    <w:p>
+      <w:pPr>
+        <w:pStyle w:val="ListBullet"/>
+        <w:spacing w:line="240" w:lineRule="auto"/>
+        <w:ind w:left="720"/>
+      </w:pPr>
+      <w:r>
+        <w:rPr>
+          <w:lang w:val="zh_TW" w:bidi="zh_TW"/>
+        </w:rPr>
+      </w:r>
+      <w:r>
+        <w:rPr>
+          <w:lang w:val="zh_TW" w:bidi="zh_TW"/>
+        </w:rPr>
+        <w:t>出埃及記29:35–37</w:t>
+      </w:r>
+    </w:p>
+    <w:p>
+      <w:pPr>
+        <w:pStyle w:val="ListBullet"/>
+        <w:spacing w:line="240" w:lineRule="auto"/>
+        <w:ind w:left="720"/>
+      </w:pPr>
+      <w:r>
+        <w:rPr>
+          <w:lang w:val="zh_TW" w:bidi="zh_TW"/>
+        </w:rPr>
+      </w:r>
+      <w:r>
+        <w:rPr>
+          <w:lang w:val="zh_TW" w:bidi="zh_TW"/>
+        </w:rPr>
+        <w:t>以西結書44:25–27</w:t>
+      </w:r>
+    </w:p>
+    <w:p>
+      <w:pPr>
+        <w:pStyle w:val="ListBullet"/>
+        <w:spacing w:line="240" w:lineRule="auto"/>
+        <w:ind w:left="720"/>
+      </w:pPr>
+      <w:r>
+        <w:rPr>
+          <w:lang w:val="zh_TW" w:bidi="zh_TW"/>
+        </w:rPr>
+      </w:r>
+      <w:r>
+        <w:rPr>
+          <w:lang w:val="zh_TW" w:bidi="zh_TW"/>
+        </w:rPr>
+        <w:t>利未記5:11</w:t>
+      </w:r>
+    </w:p>
+    <w:p>
+      <w:pPr>
+        <w:pStyle w:val="ListBullet"/>
+        <w:spacing w:line="240" w:lineRule="auto"/>
+        <w:ind w:left="720"/>
+      </w:pPr>
+      <w:r>
+        <w:rPr>
+          <w:lang w:val="zh_TW" w:bidi="zh_TW"/>
+        </w:rPr>
+      </w:r>
+      <w:r>
+        <w:rPr>
+          <w:lang w:val="zh_TW" w:bidi="zh_TW"/>
+        </w:rPr>
+        <w:t>民數記7:15–17</w:t>
+      </w:r>
     </w:p>
     <w:p>
       <w:pPr>
@@ -3180,18 +2982,12 @@
           <w:lang w:val="zh_TW" w:bidi="zh_TW"/>
         </w:rPr>
       </w:r>
-      <w:hyperlink r:id="rId46">
-        <w:r>
-          <w:rPr>
-            <w:lang w:val="zh_TW" w:bidi="zh_TW"/>
-          </w:rPr>
-          <w:rPr>
-            <w:color w:val="0000EE"/>
-            <w:u w:val="single"/>
-          </w:rPr>
-          <w:t>利未記8:7</w:t>
-        </w:r>
-      </w:hyperlink>
+      <w:r>
+        <w:rPr>
+          <w:lang w:val="zh_TW" w:bidi="zh_TW"/>
+        </w:rPr>
+        <w:t>利未記8:7</w:t>
+      </w:r>
     </w:p>
     <w:p>
       <w:pPr>
@@ -3401,42 +3197,30 @@
           <w:lang w:val="zh_TW" w:bidi="zh_TW"/>
         </w:rPr>
       </w:r>
-      <w:hyperlink r:id="rId47">
-        <w:r>
-          <w:rPr>
-            <w:lang w:val="zh_TW" w:bidi="zh_TW"/>
-          </w:rPr>
-          <w:rPr>
-            <w:color w:val="0000EE"/>
-            <w:u w:val="single"/>
-          </w:rPr>
-          <w:t>彼得前書1:13</w:t>
-        </w:r>
-      </w:hyperlink>
-    </w:p>
-    <w:p>
-      <w:pPr>
-        <w:pStyle w:val="ListBullet"/>
-        <w:spacing w:line="240" w:lineRule="auto"/>
-        <w:ind w:left="720"/>
-      </w:pPr>
-      <w:r>
-        <w:rPr>
-          <w:lang w:val="zh_TW" w:bidi="zh_TW"/>
-        </w:rPr>
-      </w:r>
-      <w:hyperlink r:id="rId48">
-        <w:r>
-          <w:rPr>
-            <w:lang w:val="zh_TW" w:bidi="zh_TW"/>
-          </w:rPr>
-          <w:rPr>
-            <w:color w:val="0000EE"/>
-            <w:u w:val="single"/>
-          </w:rPr>
-          <w:t>約伯記38:3</w:t>
-        </w:r>
-      </w:hyperlink>
+      <w:r>
+        <w:rPr>
+          <w:lang w:val="zh_TW" w:bidi="zh_TW"/>
+        </w:rPr>
+        <w:t>彼得前書1:13</w:t>
+      </w:r>
+    </w:p>
+    <w:p>
+      <w:pPr>
+        <w:pStyle w:val="ListBullet"/>
+        <w:spacing w:line="240" w:lineRule="auto"/>
+        <w:ind w:left="720"/>
+      </w:pPr>
+      <w:r>
+        <w:rPr>
+          <w:lang w:val="zh_TW" w:bidi="zh_TW"/>
+        </w:rPr>
+      </w:r>
+      <w:r>
+        <w:rPr>
+          <w:lang w:val="zh_TW" w:bidi="zh_TW"/>
+        </w:rPr>
+        <w:t>約伯記38:3</w:t>
+      </w:r>
     </w:p>
     <w:p>
       <w:pPr>
@@ -3700,114 +3484,84 @@
           <w:lang w:val="zh_TW" w:bidi="zh_TW"/>
         </w:rPr>
       </w:r>
-      <w:hyperlink r:id="rId49">
-        <w:r>
-          <w:rPr>
-            <w:lang w:val="zh_TW" w:bidi="zh_TW"/>
-          </w:rPr>
-          <w:rPr>
-            <w:color w:val="0000EE"/>
-            <w:u w:val="single"/>
-          </w:rPr>
-          <w:t>歷代志上15:16–18</w:t>
-        </w:r>
-      </w:hyperlink>
-    </w:p>
-    <w:p>
-      <w:pPr>
-        <w:pStyle w:val="ListBullet"/>
-        <w:spacing w:line="240" w:lineRule="auto"/>
-        <w:ind w:left="720"/>
-      </w:pPr>
-      <w:r>
-        <w:rPr>
-          <w:lang w:val="zh_TW" w:bidi="zh_TW"/>
-        </w:rPr>
-      </w:r>
-      <w:hyperlink r:id="rId50">
-        <w:r>
-          <w:rPr>
-            <w:lang w:val="zh_TW" w:bidi="zh_TW"/>
-          </w:rPr>
-          <w:rPr>
-            <w:color w:val="0000EE"/>
-            <w:u w:val="single"/>
-          </w:rPr>
-          <w:t>阿摩司書5:23–24</w:t>
-        </w:r>
-      </w:hyperlink>
-    </w:p>
-    <w:p>
-      <w:pPr>
-        <w:pStyle w:val="ListBullet"/>
-        <w:spacing w:line="240" w:lineRule="auto"/>
-        <w:ind w:left="720"/>
-      </w:pPr>
-      <w:r>
-        <w:rPr>
-          <w:lang w:val="zh_TW" w:bidi="zh_TW"/>
-        </w:rPr>
-      </w:r>
-      <w:hyperlink r:id="rId51">
-        <w:r>
-          <w:rPr>
-            <w:lang w:val="zh_TW" w:bidi="zh_TW"/>
-          </w:rPr>
-          <w:rPr>
-            <w:color w:val="0000EE"/>
-            <w:u w:val="single"/>
-          </w:rPr>
-          <w:t>但以理書3:5</w:t>
-        </w:r>
-      </w:hyperlink>
-    </w:p>
-    <w:p>
-      <w:pPr>
-        <w:pStyle w:val="ListBullet"/>
-        <w:spacing w:line="240" w:lineRule="auto"/>
-        <w:ind w:left="720"/>
-      </w:pPr>
-      <w:r>
-        <w:rPr>
-          <w:lang w:val="zh_TW" w:bidi="zh_TW"/>
-        </w:rPr>
-      </w:r>
-      <w:hyperlink r:id="rId52">
-        <w:r>
-          <w:rPr>
-            <w:lang w:val="zh_TW" w:bidi="zh_TW"/>
-          </w:rPr>
-          <w:rPr>
-            <w:color w:val="0000EE"/>
-            <w:u w:val="single"/>
-          </w:rPr>
-          <w:t>詩篇33:1–3</w:t>
-        </w:r>
-      </w:hyperlink>
-    </w:p>
-    <w:p>
-      <w:pPr>
-        <w:pStyle w:val="ListBullet"/>
-        <w:spacing w:line="240" w:lineRule="auto"/>
-        <w:ind w:left="720"/>
-      </w:pPr>
-      <w:r>
-        <w:rPr>
-          <w:lang w:val="zh_TW" w:bidi="zh_TW"/>
-        </w:rPr>
-      </w:r>
-      <w:hyperlink r:id="rId53">
-        <w:r>
-          <w:rPr>
-            <w:lang w:val="zh_TW" w:bidi="zh_TW"/>
-          </w:rPr>
-          <w:rPr>
-            <w:color w:val="0000EE"/>
-            <w:u w:val="single"/>
-          </w:rPr>
-          <w:t>啟示錄5:8</w:t>
-        </w:r>
-      </w:hyperlink>
+      <w:r>
+        <w:rPr>
+          <w:lang w:val="zh_TW" w:bidi="zh_TW"/>
+        </w:rPr>
+        <w:t>歷代志上15:16–18</w:t>
+      </w:r>
+    </w:p>
+    <w:p>
+      <w:pPr>
+        <w:pStyle w:val="ListBullet"/>
+        <w:spacing w:line="240" w:lineRule="auto"/>
+        <w:ind w:left="720"/>
+      </w:pPr>
+      <w:r>
+        <w:rPr>
+          <w:lang w:val="zh_TW" w:bidi="zh_TW"/>
+        </w:rPr>
+      </w:r>
+      <w:r>
+        <w:rPr>
+          <w:lang w:val="zh_TW" w:bidi="zh_TW"/>
+        </w:rPr>
+        <w:t>阿摩司書5:23–24</w:t>
+      </w:r>
+    </w:p>
+    <w:p>
+      <w:pPr>
+        <w:pStyle w:val="ListBullet"/>
+        <w:spacing w:line="240" w:lineRule="auto"/>
+        <w:ind w:left="720"/>
+      </w:pPr>
+      <w:r>
+        <w:rPr>
+          <w:lang w:val="zh_TW" w:bidi="zh_TW"/>
+        </w:rPr>
+      </w:r>
+      <w:r>
+        <w:rPr>
+          <w:lang w:val="zh_TW" w:bidi="zh_TW"/>
+        </w:rPr>
+        <w:t>但以理書3:5</w:t>
+      </w:r>
+    </w:p>
+    <w:p>
+      <w:pPr>
+        <w:pStyle w:val="ListBullet"/>
+        <w:spacing w:line="240" w:lineRule="auto"/>
+        <w:ind w:left="720"/>
+      </w:pPr>
+      <w:r>
+        <w:rPr>
+          <w:lang w:val="zh_TW" w:bidi="zh_TW"/>
+        </w:rPr>
+      </w:r>
+      <w:r>
+        <w:rPr>
+          <w:lang w:val="zh_TW" w:bidi="zh_TW"/>
+        </w:rPr>
+        <w:t>詩篇33:1–3</w:t>
+      </w:r>
+    </w:p>
+    <w:p>
+      <w:pPr>
+        <w:pStyle w:val="ListBullet"/>
+        <w:spacing w:line="240" w:lineRule="auto"/>
+        <w:ind w:left="720"/>
+      </w:pPr>
+      <w:r>
+        <w:rPr>
+          <w:lang w:val="zh_TW" w:bidi="zh_TW"/>
+        </w:rPr>
+      </w:r>
+      <w:r>
+        <w:rPr>
+          <w:lang w:val="zh_TW" w:bidi="zh_TW"/>
+        </w:rPr>
+        <w:t>啟示錄5:8</w:t>
+      </w:r>
     </w:p>
     <w:p>
       <w:pPr>

--- a/zht/docx/166.content.docx
+++ b/zht/docx/166.content.docx
@@ -2921,19 +2921,7 @@
         <w:rPr>
           <w:lang w:val="zh_TW" w:bidi="zh_TW"/>
         </w:rPr>
-        <w:t>、</w:t>
-      </w:r>
-      <w:r>
-        <w:rPr>
-          <w:lang w:val="zh_TW" w:bidi="zh_TW"/>
-        </w:rPr>
-        <w:t>監獄</w:t>
-      </w:r>
-      <w:r>
-        <w:rPr>
-          <w:lang w:val="zh_TW" w:bidi="zh_TW"/>
-        </w:rPr>
-        <w:t>、</w:t>
+        <w:t>、監獄、</w:t>
       </w:r>
       <w:r>
         <w:rPr>
@@ -2945,19 +2933,7 @@
         <w:rPr>
           <w:lang w:val="zh_TW" w:bidi="zh_TW"/>
         </w:rPr>
-        <w:t>、</w:t>
-      </w:r>
-      <w:r>
-        <w:rPr>
-          <w:lang w:val="zh_TW" w:bidi="zh_TW"/>
-        </w:rPr>
-        <w:t>誓言</w:t>
-      </w:r>
-      <w:r>
-        <w:rPr>
-          <w:lang w:val="zh_TW" w:bidi="zh_TW"/>
-        </w:rPr>
-        <w:t>）</w:t>
+        <w:t>、誓言）</w:t>
       </w:r>
     </w:p>
     <w:p>
